--- a/informe/Mallplaza_Anexo_Macro_EN.docx
+++ b/informe/Mallplaza_Anexo_Macro_EN.docx
@@ -2313,7 +2313,7 @@
                 <w:sz w:val="13"/>
                 <w:szCs w:val="13"/>
               </w:rPr>
-              <w:t xml:space="preserve">1.41% weighted CRP in Ke</w:t>
+              <w:t xml:space="preserve">1.41% weighted CRP in Ke; currency hedging stated by the company</w:t>
             </w:r>
           </w:p>
         </w:tc>
@@ -2349,7 +2349,7 @@
                 <w:sz w:val="13"/>
                 <w:szCs w:val="13"/>
               </w:rPr>
-              <w:t xml:space="preserve">FR1</w:t>
+              <w:t xml:space="preserve">FR1 · MR3</w:t>
             </w:r>
           </w:p>
         </w:tc>

--- a/informe/Mallplaza_Anexo_Macro_EN.docx
+++ b/informe/Mallplaza_Anexo_Macro_EN.docx
@@ -2313,7 +2313,7 @@
                 <w:sz w:val="13"/>
                 <w:szCs w:val="13"/>
               </w:rPr>
-              <w:t xml:space="preserve">1.41% weighted CRP in Ke; currency hedging stated by the company</w:t>
+              <w:t xml:space="preserve">1.41% weighted CRP in Ke; debt in local currency and hedging derivatives (MD&amp;A 2Q26)</w:t>
             </w:r>
           </w:p>
         </w:tc>

--- a/informe/Mallplaza_Anexo_Macro_EN.docx
+++ b/informe/Mallplaza_Anexo_Macro_EN.docx
@@ -1949,7 +1949,7 @@
                 <w:sz w:val="13"/>
                 <w:szCs w:val="13"/>
               </w:rPr>
-              <w:t xml:space="preserve">Rf 4.98%; WACC +100 bp = target price −12.4% (Fig. 25)</w:t>
+              <w:t xml:space="preserve">Rf 4.98%; WACC +100 bp = target price −12.3% (Fig. 25)</w:t>
             </w:r>
           </w:p>
         </w:tc>
@@ -2662,7 +2662,7 @@
                 <w:sz w:val="13"/>
                 <w:szCs w:val="13"/>
               </w:rPr>
-              <w:t xml:space="preserve">≈ WACC +50 bp: target price from CLP 2,095 to ~1,957 (Fig. 25)</w:t>
+              <w:t xml:space="preserve">≈ WACC +50 bp: target price from CLP 2,076 to ~1,940 (Fig. 25)</w:t>
             </w:r>
           </w:p>
         </w:tc>
@@ -3280,7 +3280,7 @@
           <w:sz w:val="16"/>
           <w:szCs w:val="16"/>
         </w:rPr>
-        <w:t xml:space="preserve"> The backdrop raises the likelihood of the report's two most severe risks (FR1 and MR1). The model uses a 4.98% Rf and a 10.37% nominal WACC; with the 10Y UST above 5.2% in October, the bias on the discount rate is upward, which reinforces the recommendation.</w:t>
+        <w:t xml:space="preserve"> The backdrop raises the likelihood of the report's two most severe risks (FR1 and MR1). The model uses a 4.98% Rf and a 10.41% terminal nominal WACC (10.54% in 2H26E); with the 10Y UST above 5.2% in October, the bias on the discount rate is upward, which reinforces the recommendation.</w:t>
       </w:r>
     </w:p>
     <w:sectPr>

--- a/informe/Mallplaza_Anexo_Macro_EN.docx
+++ b/informe/Mallplaza_Anexo_Macro_EN.docx
@@ -477,7 +477,7 @@
     </w:p>
     <w:p>
       <w:pPr>
-        <w:spacing w:after="20" w:before="0"/>
+        <w:spacing w:after="20" w:before="0" w:line="240" w:lineRule="auto"/>
       </w:pPr>
       <w:r>
         <w:drawing>
@@ -615,7 +615,7 @@
           </w:p>
           <w:p>
             <w:pPr>
-              <w:spacing w:after="20" w:before="0"/>
+              <w:spacing w:after="20" w:before="0" w:line="240" w:lineRule="auto"/>
             </w:pPr>
             <w:r>
               <w:drawing>
@@ -762,7 +762,7 @@
           </w:p>
           <w:p>
             <w:pPr>
-              <w:spacing w:after="20" w:before="0"/>
+              <w:spacing w:after="20" w:before="0" w:line="240" w:lineRule="auto"/>
             </w:pPr>
             <w:r>
               <w:drawing>
@@ -934,7 +934,7 @@
           </w:p>
           <w:p>
             <w:pPr>
-              <w:spacing w:after="20" w:before="0"/>
+              <w:spacing w:after="20" w:before="0" w:line="240" w:lineRule="auto"/>
             </w:pPr>
             <w:r>
               <w:drawing>
@@ -1081,7 +1081,7 @@
           </w:p>
           <w:p>
             <w:pPr>
-              <w:spacing w:after="20" w:before="0"/>
+              <w:spacing w:after="20" w:before="0" w:line="240" w:lineRule="auto"/>
             </w:pPr>
             <w:r>
               <w:drawing>
@@ -1248,7 +1248,7 @@
           </w:p>
           <w:p>
             <w:pPr>
-              <w:spacing w:after="20" w:before="0"/>
+              <w:spacing w:after="20" w:before="0" w:line="240" w:lineRule="auto"/>
             </w:pPr>
             <w:r>
               <w:drawing>
@@ -3531,7 +3531,11 @@
         <w:szCs w:val="15"/>
       </w:rPr>
     </w:rPrDefault>
-    <w:pPrDefault/>
+    <w:pPrDefault>
+      <w:pPr>
+        <w:spacing w:after="0" w:before="0" w:line="240" w:lineRule="auto"/>
+      </w:pPr>
+    </w:pPrDefault>
   </w:docDefaults>
   <w:style w:type="paragraph" w:styleId="Title">
     <w:name w:val="Title"/>
